--- a/HCM_KS25_CNTT5_DESO1_LEPHUOCLOC.docx
+++ b/HCM_KS25_CNTT5_DESO1_LEPHUOCLOC.docx
@@ -5360,6 +5360,7 @@
           </w:tcPr>
           <w:p>
             <w:r>
+              <w:lastRenderedPageBreak/>
               <w:t>3</w:t>
             </w:r>
           </w:p>
@@ -6661,9 +6662,49 @@
           <w:rPr>
             <w:rStyle w:val="Hyperlink"/>
           </w:rPr>
-          <w:t>https://www.figma.com/design/EGxtn7paKC9BTOzsFUKJF1/Untitled?node-id=0-1&amp;t=mW2oeqp5Lb0IrD23-1</w:t>
+          <w:t>https://www.figma.com/design/EGxtn7paKC9BTOzsFUKJF1/Untitled?node-id=0-1&amp;t=iXwB75vHPk51U77D-1</w:t>
         </w:r>
       </w:hyperlink>
+    </w:p>
+    <w:p>
+      <w:r>
+        <w:lastRenderedPageBreak/>
+        <w:drawing>
+          <wp:inline distT="0" distB="0" distL="0" distR="0" wp14:anchorId="59AFFED0" wp14:editId="35414351">
+            <wp:extent cx="5943600" cy="3343275"/>
+            <wp:effectExtent l="0" t="0" r="0" b="9525"/>
+            <wp:docPr id="380831617" name="Picture 1"/>
+            <wp:cNvGraphicFramePr>
+              <a:graphicFrameLocks xmlns:a="http://schemas.openxmlformats.org/drawingml/2006/main" noChangeAspect="1"/>
+            </wp:cNvGraphicFramePr>
+            <a:graphic xmlns:a="http://schemas.openxmlformats.org/drawingml/2006/main">
+              <a:graphicData uri="http://schemas.openxmlformats.org/drawingml/2006/picture">
+                <pic:pic xmlns:pic="http://schemas.openxmlformats.org/drawingml/2006/picture">
+                  <pic:nvPicPr>
+                    <pic:cNvPr id="380831617" name=""/>
+                    <pic:cNvPicPr/>
+                  </pic:nvPicPr>
+                  <pic:blipFill>
+                    <a:blip r:embed="rId7"/>
+                    <a:stretch>
+                      <a:fillRect/>
+                    </a:stretch>
+                  </pic:blipFill>
+                  <pic:spPr>
+                    <a:xfrm>
+                      <a:off x="0" y="0"/>
+                      <a:ext cx="5943600" cy="3343275"/>
+                    </a:xfrm>
+                    <a:prstGeom prst="rect">
+                      <a:avLst/>
+                    </a:prstGeom>
+                  </pic:spPr>
+                </pic:pic>
+              </a:graphicData>
+            </a:graphic>
+          </wp:inline>
+        </w:drawing>
+      </w:r>
     </w:p>
     <w:p>
       <w:proofErr w:type="spellStart"/>
@@ -6756,13 +6797,338 @@
           <w:tcPr>
             <w:tcW w:w="4675" w:type="dxa"/>
           </w:tcPr>
-          <w:p/>
+          <w:p>
+            <w:r>
+              <w:t xml:space="preserve">Giao </w:t>
+            </w:r>
+            <w:proofErr w:type="spellStart"/>
+            <w:r>
+              <w:t>diện</w:t>
+            </w:r>
+            <w:proofErr w:type="spellEnd"/>
+          </w:p>
         </w:tc>
         <w:tc>
           <w:tcPr>
             <w:tcW w:w="4675" w:type="dxa"/>
           </w:tcPr>
-          <w:p/>
+          <w:p>
+            <w:r>
+              <w:t xml:space="preserve">Giao </w:t>
+            </w:r>
+            <w:proofErr w:type="spellStart"/>
+            <w:r>
+              <w:t>diện</w:t>
+            </w:r>
+            <w:proofErr w:type="spellEnd"/>
+            <w:r>
+              <w:t xml:space="preserve"> </w:t>
+            </w:r>
+            <w:proofErr w:type="spellStart"/>
+            <w:r>
+              <w:t>chính</w:t>
+            </w:r>
+            <w:proofErr w:type="spellEnd"/>
+            <w:r>
+              <w:t xml:space="preserve">: </w:t>
+            </w:r>
+            <w:proofErr w:type="spellStart"/>
+            <w:r>
+              <w:t>phải</w:t>
+            </w:r>
+            <w:proofErr w:type="spellEnd"/>
+            <w:r>
+              <w:t xml:space="preserve"> </w:t>
+            </w:r>
+            <w:proofErr w:type="spellStart"/>
+            <w:r>
+              <w:t>tạo</w:t>
+            </w:r>
+            <w:proofErr w:type="spellEnd"/>
+            <w:r>
+              <w:t xml:space="preserve"> </w:t>
+            </w:r>
+            <w:proofErr w:type="spellStart"/>
+            <w:r>
+              <w:t>thêm</w:t>
+            </w:r>
+            <w:proofErr w:type="spellEnd"/>
+            <w:r>
+              <w:t xml:space="preserve"> </w:t>
+            </w:r>
+            <w:proofErr w:type="spellStart"/>
+            <w:r>
+              <w:t>các</w:t>
+            </w:r>
+            <w:proofErr w:type="spellEnd"/>
+            <w:r>
+              <w:t xml:space="preserve"> </w:t>
+            </w:r>
+            <w:proofErr w:type="spellStart"/>
+            <w:r>
+              <w:t>nút</w:t>
+            </w:r>
+            <w:proofErr w:type="spellEnd"/>
+            <w:r>
+              <w:t xml:space="preserve"> </w:t>
+            </w:r>
+            <w:proofErr w:type="spellStart"/>
+            <w:r>
+              <w:t>đặt</w:t>
+            </w:r>
+            <w:proofErr w:type="spellEnd"/>
+            <w:r>
+              <w:t xml:space="preserve"> </w:t>
+            </w:r>
+            <w:proofErr w:type="spellStart"/>
+            <w:r>
+              <w:t>lịch</w:t>
+            </w:r>
+            <w:proofErr w:type="spellEnd"/>
+            <w:r>
+              <w:t xml:space="preserve"> </w:t>
+            </w:r>
+            <w:proofErr w:type="spellStart"/>
+            <w:r>
+              <w:t>khám</w:t>
+            </w:r>
+            <w:proofErr w:type="spellEnd"/>
+            <w:r>
+              <w:t xml:space="preserve"> </w:t>
+            </w:r>
+            <w:proofErr w:type="spellStart"/>
+            <w:r>
+              <w:t>hộ</w:t>
+            </w:r>
+            <w:proofErr w:type="spellEnd"/>
+            <w:r>
+              <w:t xml:space="preserve"> </w:t>
+            </w:r>
+            <w:proofErr w:type="spellStart"/>
+            <w:r>
+              <w:t>người</w:t>
+            </w:r>
+            <w:proofErr w:type="spellEnd"/>
+            <w:r>
+              <w:t xml:space="preserve"> </w:t>
+            </w:r>
+            <w:proofErr w:type="spellStart"/>
+            <w:r>
+              <w:t>thân</w:t>
+            </w:r>
+            <w:proofErr w:type="spellEnd"/>
+            <w:r>
+              <w:t xml:space="preserve">, </w:t>
+            </w:r>
+            <w:proofErr w:type="spellStart"/>
+            <w:r>
+              <w:t>thêm</w:t>
+            </w:r>
+            <w:proofErr w:type="spellEnd"/>
+            <w:r>
+              <w:t xml:space="preserve"> </w:t>
+            </w:r>
+            <w:proofErr w:type="spellStart"/>
+            <w:r>
+              <w:t>giao</w:t>
+            </w:r>
+            <w:proofErr w:type="spellEnd"/>
+            <w:r>
+              <w:t xml:space="preserve"> </w:t>
+            </w:r>
+            <w:proofErr w:type="spellStart"/>
+            <w:r>
+              <w:t>diện</w:t>
+            </w:r>
+            <w:proofErr w:type="spellEnd"/>
+            <w:r>
+              <w:t xml:space="preserve"> </w:t>
+            </w:r>
+            <w:proofErr w:type="spellStart"/>
+            <w:r>
+              <w:t>quản</w:t>
+            </w:r>
+            <w:proofErr w:type="spellEnd"/>
+            <w:r>
+              <w:t xml:space="preserve"> </w:t>
+            </w:r>
+            <w:proofErr w:type="spellStart"/>
+            <w:r>
+              <w:t>lý</w:t>
+            </w:r>
+            <w:proofErr w:type="spellEnd"/>
+            <w:r>
+              <w:t xml:space="preserve"> </w:t>
+            </w:r>
+            <w:proofErr w:type="spellStart"/>
+            <w:r>
+              <w:t>hồ</w:t>
+            </w:r>
+            <w:proofErr w:type="spellEnd"/>
+            <w:r>
+              <w:t xml:space="preserve"> </w:t>
+            </w:r>
+            <w:proofErr w:type="spellStart"/>
+            <w:r>
+              <w:t>sơ</w:t>
+            </w:r>
+            <w:proofErr w:type="spellEnd"/>
+            <w:r>
+              <w:t xml:space="preserve"> </w:t>
+            </w:r>
+            <w:proofErr w:type="spellStart"/>
+            <w:r>
+              <w:t>đặt</w:t>
+            </w:r>
+            <w:proofErr w:type="spellEnd"/>
+            <w:r>
+              <w:t xml:space="preserve"> </w:t>
+            </w:r>
+            <w:proofErr w:type="spellStart"/>
+            <w:r>
+              <w:t>lịch</w:t>
+            </w:r>
+            <w:proofErr w:type="spellEnd"/>
+            <w:r>
+              <w:t xml:space="preserve"> </w:t>
+            </w:r>
+            <w:proofErr w:type="spellStart"/>
+            <w:r>
+              <w:t>khám</w:t>
+            </w:r>
+            <w:proofErr w:type="spellEnd"/>
+            <w:r>
+              <w:t xml:space="preserve"> </w:t>
+            </w:r>
+            <w:proofErr w:type="spellStart"/>
+            <w:r>
+              <w:t>hộ</w:t>
+            </w:r>
+            <w:proofErr w:type="spellEnd"/>
+            <w:r>
+              <w:t xml:space="preserve"> </w:t>
+            </w:r>
+            <w:proofErr w:type="spellStart"/>
+            <w:r>
+              <w:t>trên</w:t>
+            </w:r>
+            <w:proofErr w:type="spellEnd"/>
+            <w:r>
+              <w:t xml:space="preserve"> </w:t>
+            </w:r>
+            <w:proofErr w:type="spellStart"/>
+            <w:r>
+              <w:t>tài</w:t>
+            </w:r>
+            <w:proofErr w:type="spellEnd"/>
+            <w:r>
+              <w:t xml:space="preserve"> </w:t>
+            </w:r>
+            <w:proofErr w:type="spellStart"/>
+            <w:r>
+              <w:t>khoản</w:t>
+            </w:r>
+            <w:proofErr w:type="spellEnd"/>
+            <w:r>
+              <w:t xml:space="preserve"> </w:t>
+            </w:r>
+            <w:proofErr w:type="spellStart"/>
+            <w:r>
+              <w:t>đặt</w:t>
+            </w:r>
+            <w:proofErr w:type="spellEnd"/>
+            <w:r>
+              <w:t xml:space="preserve"> </w:t>
+            </w:r>
+            <w:proofErr w:type="spellStart"/>
+            <w:r>
+              <w:t>lịch</w:t>
+            </w:r>
+            <w:proofErr w:type="spellEnd"/>
+            <w:r>
+              <w:t xml:space="preserve">, </w:t>
+            </w:r>
+            <w:proofErr w:type="spellStart"/>
+            <w:r>
+              <w:t>tạo</w:t>
+            </w:r>
+            <w:proofErr w:type="spellEnd"/>
+            <w:r>
+              <w:t xml:space="preserve"> </w:t>
+            </w:r>
+            <w:proofErr w:type="spellStart"/>
+            <w:r>
+              <w:t>hồ</w:t>
+            </w:r>
+            <w:proofErr w:type="spellEnd"/>
+            <w:r>
+              <w:t xml:space="preserve"> </w:t>
+            </w:r>
+            <w:proofErr w:type="spellStart"/>
+            <w:r>
+              <w:t>sơ</w:t>
+            </w:r>
+            <w:proofErr w:type="spellEnd"/>
+            <w:r>
+              <w:t xml:space="preserve"> </w:t>
+            </w:r>
+            <w:proofErr w:type="spellStart"/>
+            <w:r>
+              <w:t>riêng</w:t>
+            </w:r>
+            <w:proofErr w:type="spellEnd"/>
+            <w:r>
+              <w:t xml:space="preserve"> </w:t>
+            </w:r>
+            <w:proofErr w:type="spellStart"/>
+            <w:r>
+              <w:t>cho</w:t>
+            </w:r>
+            <w:proofErr w:type="spellEnd"/>
+            <w:r>
+              <w:t xml:space="preserve"> </w:t>
+            </w:r>
+            <w:proofErr w:type="spellStart"/>
+            <w:r>
+              <w:t>mỗi</w:t>
+            </w:r>
+            <w:proofErr w:type="spellEnd"/>
+            <w:r>
+              <w:t xml:space="preserve"> </w:t>
+            </w:r>
+            <w:proofErr w:type="spellStart"/>
+            <w:r>
+              <w:t>thông</w:t>
+            </w:r>
+            <w:proofErr w:type="spellEnd"/>
+            <w:r>
+              <w:t xml:space="preserve"> tin </w:t>
+            </w:r>
+            <w:proofErr w:type="spellStart"/>
+            <w:r>
+              <w:t>người</w:t>
+            </w:r>
+            <w:proofErr w:type="spellEnd"/>
+            <w:r>
+              <w:t xml:space="preserve"> </w:t>
+            </w:r>
+            <w:proofErr w:type="spellStart"/>
+            <w:r>
+              <w:t>khám</w:t>
+            </w:r>
+            <w:proofErr w:type="spellEnd"/>
+            <w:r>
+              <w:t xml:space="preserve"> </w:t>
+            </w:r>
+            <w:proofErr w:type="spellStart"/>
+            <w:r>
+              <w:t>hộ</w:t>
+            </w:r>
+            <w:proofErr w:type="spellEnd"/>
+            <w:r>
+              <w:t xml:space="preserve"> </w:t>
+            </w:r>
+          </w:p>
         </w:tc>
       </w:tr>
       <w:tr>
@@ -6770,13 +7136,84 @@
           <w:tcPr>
             <w:tcW w:w="4675" w:type="dxa"/>
           </w:tcPr>
-          <w:p/>
+          <w:p>
+            <w:r>
+              <w:t>Validation</w:t>
+            </w:r>
+          </w:p>
         </w:tc>
         <w:tc>
           <w:tcPr>
             <w:tcW w:w="4675" w:type="dxa"/>
           </w:tcPr>
-          <w:p/>
+          <w:p>
+            <w:proofErr w:type="spellStart"/>
+            <w:r>
+              <w:t>Thêm</w:t>
+            </w:r>
+            <w:proofErr w:type="spellEnd"/>
+            <w:r>
+              <w:t xml:space="preserve"> </w:t>
+            </w:r>
+            <w:proofErr w:type="spellStart"/>
+            <w:r>
+              <w:t>xác</w:t>
+            </w:r>
+            <w:proofErr w:type="spellEnd"/>
+            <w:r>
+              <w:t xml:space="preserve"> </w:t>
+            </w:r>
+            <w:proofErr w:type="spellStart"/>
+            <w:r>
+              <w:t>thực</w:t>
+            </w:r>
+            <w:proofErr w:type="spellEnd"/>
+            <w:r>
+              <w:t xml:space="preserve"> </w:t>
+            </w:r>
+            <w:proofErr w:type="spellStart"/>
+            <w:r>
+              <w:t>người</w:t>
+            </w:r>
+            <w:proofErr w:type="spellEnd"/>
+            <w:r>
+              <w:t xml:space="preserve"> </w:t>
+            </w:r>
+            <w:proofErr w:type="spellStart"/>
+            <w:proofErr w:type="gramStart"/>
+            <w:r>
+              <w:t>khám</w:t>
+            </w:r>
+            <w:proofErr w:type="spellEnd"/>
+            <w:r>
+              <w:t xml:space="preserve"> ,</w:t>
+            </w:r>
+            <w:proofErr w:type="gramEnd"/>
+            <w:r>
+              <w:t xml:space="preserve"> </w:t>
+            </w:r>
+            <w:proofErr w:type="spellStart"/>
+            <w:r>
+              <w:t>thua</w:t>
+            </w:r>
+            <w:proofErr w:type="spellEnd"/>
+            <w:r>
+              <w:t xml:space="preserve"> </w:t>
+            </w:r>
+            <w:proofErr w:type="spellStart"/>
+            <w:r>
+              <w:t>thầy</w:t>
+            </w:r>
+            <w:proofErr w:type="spellEnd"/>
+            <w:r>
+              <w:t xml:space="preserve"> </w:t>
+            </w:r>
+            <w:proofErr w:type="spellStart"/>
+            <w:r>
+              <w:t>ơi</w:t>
+            </w:r>
+            <w:proofErr w:type="spellEnd"/>
+          </w:p>
         </w:tc>
       </w:tr>
       <w:tr>
@@ -6784,13 +7221,135 @@
           <w:tcPr>
             <w:tcW w:w="4675" w:type="dxa"/>
           </w:tcPr>
-          <w:p/>
+          <w:p>
+            <w:r>
+              <w:t>Use case/activity</w:t>
+            </w:r>
+          </w:p>
         </w:tc>
         <w:tc>
           <w:tcPr>
             <w:tcW w:w="4675" w:type="dxa"/>
           </w:tcPr>
-          <w:p/>
+          <w:p>
+            <w:proofErr w:type="spellStart"/>
+            <w:r>
+              <w:t>Thêm</w:t>
+            </w:r>
+            <w:proofErr w:type="spellEnd"/>
+            <w:r>
+              <w:t xml:space="preserve"> use case </w:t>
+            </w:r>
+            <w:proofErr w:type="spellStart"/>
+            <w:r>
+              <w:t>tính</w:t>
+            </w:r>
+            <w:proofErr w:type="spellEnd"/>
+            <w:r>
+              <w:t xml:space="preserve"> </w:t>
+            </w:r>
+            <w:proofErr w:type="spellStart"/>
+            <w:r>
+              <w:t>năng</w:t>
+            </w:r>
+            <w:proofErr w:type="spellEnd"/>
+            <w:r>
+              <w:t xml:space="preserve"> </w:t>
+            </w:r>
+            <w:proofErr w:type="spellStart"/>
+            <w:r>
+              <w:t>đặt</w:t>
+            </w:r>
+            <w:proofErr w:type="spellEnd"/>
+            <w:r>
+              <w:t xml:space="preserve"> </w:t>
+            </w:r>
+            <w:proofErr w:type="spellStart"/>
+            <w:r>
+              <w:t>người</w:t>
+            </w:r>
+            <w:proofErr w:type="spellEnd"/>
+            <w:r>
+              <w:t xml:space="preserve"> </w:t>
+            </w:r>
+            <w:proofErr w:type="spellStart"/>
+            <w:r>
+              <w:t>khám</w:t>
+            </w:r>
+            <w:proofErr w:type="spellEnd"/>
+            <w:r>
+              <w:t xml:space="preserve"> </w:t>
+            </w:r>
+            <w:proofErr w:type="spellStart"/>
+            <w:r>
+              <w:t>hộ</w:t>
+            </w:r>
+            <w:proofErr w:type="spellEnd"/>
+            <w:r>
+              <w:t xml:space="preserve">, </w:t>
+            </w:r>
+            <w:proofErr w:type="spellStart"/>
+            <w:r>
+              <w:t>thêm</w:t>
+            </w:r>
+            <w:proofErr w:type="spellEnd"/>
+            <w:r>
+              <w:t xml:space="preserve"> </w:t>
+            </w:r>
+            <w:proofErr w:type="spellStart"/>
+            <w:r>
+              <w:t>luồng</w:t>
+            </w:r>
+            <w:proofErr w:type="spellEnd"/>
+            <w:r>
+              <w:t xml:space="preserve"> </w:t>
+            </w:r>
+            <w:proofErr w:type="spellStart"/>
+            <w:r>
+              <w:t>riêng</w:t>
+            </w:r>
+            <w:proofErr w:type="spellEnd"/>
+            <w:r>
+              <w:t xml:space="preserve"> </w:t>
+            </w:r>
+            <w:proofErr w:type="spellStart"/>
+            <w:r>
+              <w:t>cho</w:t>
+            </w:r>
+            <w:proofErr w:type="spellEnd"/>
+            <w:r>
+              <w:t xml:space="preserve"> </w:t>
+            </w:r>
+            <w:proofErr w:type="spellStart"/>
+            <w:r>
+              <w:t>đặt</w:t>
+            </w:r>
+            <w:proofErr w:type="spellEnd"/>
+            <w:r>
+              <w:t xml:space="preserve"> </w:t>
+            </w:r>
+            <w:proofErr w:type="spellStart"/>
+            <w:r>
+              <w:t>người</w:t>
+            </w:r>
+            <w:proofErr w:type="spellEnd"/>
+            <w:r>
+              <w:t xml:space="preserve"> </w:t>
+            </w:r>
+            <w:proofErr w:type="spellStart"/>
+            <w:r>
+              <w:t>khám</w:t>
+            </w:r>
+            <w:proofErr w:type="spellEnd"/>
+            <w:r>
+              <w:t xml:space="preserve"> </w:t>
+            </w:r>
+            <w:proofErr w:type="spellStart"/>
+            <w:r>
+              <w:t>hộ</w:t>
+            </w:r>
+            <w:proofErr w:type="spellEnd"/>
+          </w:p>
         </w:tc>
       </w:tr>
       <w:tr>
@@ -6798,13 +7357,324 @@
           <w:tcPr>
             <w:tcW w:w="4675" w:type="dxa"/>
           </w:tcPr>
-          <w:p/>
+          <w:p>
+            <w:proofErr w:type="spellStart"/>
+            <w:r>
+              <w:t>erd</w:t>
+            </w:r>
+            <w:proofErr w:type="spellEnd"/>
+          </w:p>
         </w:tc>
         <w:tc>
           <w:tcPr>
             <w:tcW w:w="4675" w:type="dxa"/>
           </w:tcPr>
-          <w:p/>
+          <w:p>
+            <w:proofErr w:type="spellStart"/>
+            <w:r>
+              <w:t>Thêm</w:t>
+            </w:r>
+            <w:proofErr w:type="spellEnd"/>
+            <w:r>
+              <w:t xml:space="preserve"> 1 </w:t>
+            </w:r>
+            <w:proofErr w:type="spellStart"/>
+            <w:r>
+              <w:t>bảng</w:t>
+            </w:r>
+            <w:proofErr w:type="spellEnd"/>
+            <w:r>
+              <w:t xml:space="preserve"> </w:t>
+            </w:r>
+            <w:proofErr w:type="spellStart"/>
+            <w:r>
+              <w:t>riêng</w:t>
+            </w:r>
+            <w:proofErr w:type="spellEnd"/>
+            <w:r>
+              <w:t xml:space="preserve"> </w:t>
+            </w:r>
+            <w:proofErr w:type="spellStart"/>
+            <w:r>
+              <w:t>chứa</w:t>
+            </w:r>
+            <w:proofErr w:type="spellEnd"/>
+            <w:r>
+              <w:t xml:space="preserve"> </w:t>
+            </w:r>
+            <w:proofErr w:type="spellStart"/>
+            <w:r>
+              <w:t>những</w:t>
+            </w:r>
+            <w:proofErr w:type="spellEnd"/>
+            <w:r>
+              <w:t xml:space="preserve"> </w:t>
+            </w:r>
+            <w:proofErr w:type="spellStart"/>
+            <w:r>
+              <w:t>thông</w:t>
+            </w:r>
+            <w:proofErr w:type="spellEnd"/>
+            <w:r>
+              <w:t xml:space="preserve"> tin </w:t>
+            </w:r>
+            <w:proofErr w:type="spellStart"/>
+            <w:r>
+              <w:t>hồ</w:t>
+            </w:r>
+            <w:proofErr w:type="spellEnd"/>
+            <w:r>
+              <w:t xml:space="preserve"> </w:t>
+            </w:r>
+            <w:proofErr w:type="spellStart"/>
+            <w:r>
+              <w:t>sơ</w:t>
+            </w:r>
+            <w:proofErr w:type="spellEnd"/>
+            <w:r>
+              <w:t xml:space="preserve"> </w:t>
+            </w:r>
+            <w:proofErr w:type="spellStart"/>
+            <w:r>
+              <w:t>của</w:t>
+            </w:r>
+            <w:proofErr w:type="spellEnd"/>
+            <w:r>
+              <w:t xml:space="preserve"> </w:t>
+            </w:r>
+            <w:proofErr w:type="spellStart"/>
+            <w:r>
+              <w:t>người</w:t>
+            </w:r>
+            <w:proofErr w:type="spellEnd"/>
+            <w:r>
+              <w:t xml:space="preserve"> </w:t>
+            </w:r>
+            <w:proofErr w:type="spellStart"/>
+            <w:r>
+              <w:t>khám</w:t>
+            </w:r>
+            <w:proofErr w:type="spellEnd"/>
+            <w:r>
+              <w:t xml:space="preserve"> </w:t>
+            </w:r>
+            <w:proofErr w:type="spellStart"/>
+            <w:r>
+              <w:t>hộ</w:t>
+            </w:r>
+            <w:proofErr w:type="spellEnd"/>
+            <w:r>
+              <w:t xml:space="preserve">, </w:t>
+            </w:r>
+            <w:proofErr w:type="spellStart"/>
+            <w:r>
+              <w:t>có</w:t>
+            </w:r>
+            <w:proofErr w:type="spellEnd"/>
+            <w:r>
+              <w:t xml:space="preserve"> </w:t>
+            </w:r>
+            <w:proofErr w:type="spellStart"/>
+            <w:r>
+              <w:t>liên</w:t>
+            </w:r>
+            <w:proofErr w:type="spellEnd"/>
+            <w:r>
+              <w:t xml:space="preserve"> 1-N </w:t>
+            </w:r>
+            <w:proofErr w:type="spellStart"/>
+            <w:r>
+              <w:t>đến</w:t>
+            </w:r>
+            <w:proofErr w:type="spellEnd"/>
+            <w:r>
+              <w:t xml:space="preserve"> </w:t>
+            </w:r>
+            <w:proofErr w:type="spellStart"/>
+            <w:r>
+              <w:t>với</w:t>
+            </w:r>
+            <w:proofErr w:type="spellEnd"/>
+            <w:r>
+              <w:t xml:space="preserve"> </w:t>
+            </w:r>
+            <w:proofErr w:type="spellStart"/>
+            <w:r>
+              <w:t>tài</w:t>
+            </w:r>
+            <w:proofErr w:type="spellEnd"/>
+            <w:r>
+              <w:t xml:space="preserve"> </w:t>
+            </w:r>
+            <w:proofErr w:type="spellStart"/>
+            <w:r>
+              <w:t>khoản</w:t>
+            </w:r>
+            <w:proofErr w:type="spellEnd"/>
+            <w:r>
+              <w:t xml:space="preserve"> </w:t>
+            </w:r>
+            <w:proofErr w:type="spellStart"/>
+            <w:r>
+              <w:t>người</w:t>
+            </w:r>
+            <w:proofErr w:type="spellEnd"/>
+            <w:r>
+              <w:t xml:space="preserve"> </w:t>
+            </w:r>
+            <w:proofErr w:type="spellStart"/>
+            <w:r>
+              <w:t>đặt</w:t>
+            </w:r>
+            <w:proofErr w:type="spellEnd"/>
+            <w:r>
+              <w:t xml:space="preserve">, 1 </w:t>
+            </w:r>
+            <w:proofErr w:type="spellStart"/>
+            <w:r>
+              <w:t>người</w:t>
+            </w:r>
+            <w:proofErr w:type="spellEnd"/>
+            <w:r>
+              <w:t xml:space="preserve"> </w:t>
+            </w:r>
+            <w:proofErr w:type="spellStart"/>
+            <w:r>
+              <w:t>có</w:t>
+            </w:r>
+            <w:proofErr w:type="spellEnd"/>
+            <w:r>
+              <w:t xml:space="preserve"> </w:t>
+            </w:r>
+            <w:proofErr w:type="spellStart"/>
+            <w:r>
+              <w:t>thể</w:t>
+            </w:r>
+            <w:proofErr w:type="spellEnd"/>
+            <w:r>
+              <w:t xml:space="preserve"> </w:t>
+            </w:r>
+            <w:proofErr w:type="spellStart"/>
+            <w:r>
+              <w:t>đặt</w:t>
+            </w:r>
+            <w:proofErr w:type="spellEnd"/>
+            <w:r>
+              <w:t xml:space="preserve"> </w:t>
+            </w:r>
+            <w:proofErr w:type="spellStart"/>
+            <w:r>
+              <w:t>nhiều</w:t>
+            </w:r>
+            <w:proofErr w:type="spellEnd"/>
+            <w:r>
+              <w:t xml:space="preserve"> </w:t>
+            </w:r>
+            <w:proofErr w:type="spellStart"/>
+            <w:r>
+              <w:t>lịch</w:t>
+            </w:r>
+            <w:proofErr w:type="spellEnd"/>
+            <w:r>
+              <w:t xml:space="preserve"> </w:t>
+            </w:r>
+            <w:proofErr w:type="spellStart"/>
+            <w:r>
+              <w:t>khám</w:t>
+            </w:r>
+            <w:proofErr w:type="spellEnd"/>
+            <w:r>
+              <w:t xml:space="preserve"> </w:t>
+            </w:r>
+            <w:proofErr w:type="spellStart"/>
+            <w:r>
+              <w:t>hộ</w:t>
+            </w:r>
+            <w:proofErr w:type="spellEnd"/>
+            <w:r>
+              <w:t xml:space="preserve">, </w:t>
+            </w:r>
+            <w:proofErr w:type="spellStart"/>
+            <w:r>
+              <w:t>nhưng</w:t>
+            </w:r>
+            <w:proofErr w:type="spellEnd"/>
+            <w:r>
+              <w:t xml:space="preserve"> 1 </w:t>
+            </w:r>
+            <w:proofErr w:type="spellStart"/>
+            <w:r>
+              <w:t>lịch</w:t>
+            </w:r>
+            <w:proofErr w:type="spellEnd"/>
+            <w:r>
+              <w:t xml:space="preserve"> </w:t>
+            </w:r>
+            <w:proofErr w:type="spellStart"/>
+            <w:r>
+              <w:t>khám</w:t>
+            </w:r>
+            <w:proofErr w:type="spellEnd"/>
+            <w:r>
+              <w:t xml:space="preserve"> </w:t>
+            </w:r>
+            <w:proofErr w:type="spellStart"/>
+            <w:r>
+              <w:t>hộ</w:t>
+            </w:r>
+            <w:proofErr w:type="spellEnd"/>
+            <w:r>
+              <w:t xml:space="preserve"> </w:t>
+            </w:r>
+            <w:proofErr w:type="spellStart"/>
+            <w:r>
+              <w:t>chỉ</w:t>
+            </w:r>
+            <w:proofErr w:type="spellEnd"/>
+            <w:r>
+              <w:t xml:space="preserve"> </w:t>
+            </w:r>
+            <w:proofErr w:type="spellStart"/>
+            <w:r>
+              <w:t>thuộc</w:t>
+            </w:r>
+            <w:proofErr w:type="spellEnd"/>
+            <w:r>
+              <w:t xml:space="preserve"> </w:t>
+            </w:r>
+            <w:proofErr w:type="spellStart"/>
+            <w:r>
+              <w:t>về</w:t>
+            </w:r>
+            <w:proofErr w:type="spellEnd"/>
+            <w:r>
+              <w:t xml:space="preserve"> 1 </w:t>
+            </w:r>
+            <w:proofErr w:type="spellStart"/>
+            <w:r>
+              <w:t>người</w:t>
+            </w:r>
+            <w:proofErr w:type="spellEnd"/>
+            <w:r>
+              <w:t xml:space="preserve"> </w:t>
+            </w:r>
+            <w:proofErr w:type="spellStart"/>
+            <w:r>
+              <w:t>duy</w:t>
+            </w:r>
+            <w:proofErr w:type="spellEnd"/>
+            <w:r>
+              <w:t xml:space="preserve"> </w:t>
+            </w:r>
+            <w:proofErr w:type="spellStart"/>
+            <w:r>
+              <w:t>nhất</w:t>
+            </w:r>
+            <w:proofErr w:type="spellEnd"/>
+            <w:r>
+              <w:t>.</w:t>
+            </w:r>
+          </w:p>
         </w:tc>
       </w:tr>
       <w:tr>
@@ -7436,6 +8306,7 @@
   <w:style w:type="character" w:default="1" w:styleId="DefaultParagraphFont">
     <w:name w:val="Default Paragraph Font"/>
     <w:uiPriority w:val="1"/>
+    <w:semiHidden/>
     <w:unhideWhenUsed/>
   </w:style>
   <w:style w:type="table" w:default="1" w:styleId="TableNormal">
@@ -7791,6 +8662,18 @@
       <w:shd w:val="clear" w:color="auto" w:fill="E1DFDD"/>
     </w:rPr>
   </w:style>
+  <w:style w:type="character" w:styleId="FollowedHyperlink">
+    <w:name w:val="FollowedHyperlink"/>
+    <w:basedOn w:val="DefaultParagraphFont"/>
+    <w:uiPriority w:val="99"/>
+    <w:semiHidden/>
+    <w:unhideWhenUsed/>
+    <w:rsid w:val="009C7926"/>
+    <w:rPr>
+      <w:color w:val="954F72" w:themeColor="followedHyperlink"/>
+      <w:u w:val="single"/>
+    </w:rPr>
+  </w:style>
 </w:styles>
 </file>
 
